--- a/model output/moderation_loksabha_BJP_cardinality.docx
+++ b/model output/moderation_loksabha_BJP_cardinality.docx
@@ -5,19 +5,18 @@
     <w:tbl>
       <w:tblPr>
         <w:tblStyle w:val="Table"/>
-        <w:tblW w:type="pct" w:w="4818"/>
+        <w:tblW w:type="pct" w:w="4830"/>
         <w:tblLayout w:type="fixed"/>
         <w:tblLook w:firstRow="1" w:lastRow="1" w:firstColumn="0" w:lastColumn="0" w:noHBand="0" w:noVBand="0" w:val="0020"/>
       </w:tblPr>
       <w:tblGrid>
-        <w:gridCol w:w="1632"/>
-        <w:gridCol w:w="960"/>
-        <w:gridCol w:w="960"/>
-        <w:gridCol w:w="816"/>
-        <w:gridCol w:w="816"/>
-        <w:gridCol w:w="816"/>
-        <w:gridCol w:w="816"/>
-        <w:gridCol w:w="816"/>
+        <w:gridCol w:w="1831"/>
+        <w:gridCol w:w="1077"/>
+        <w:gridCol w:w="1077"/>
+        <w:gridCol w:w="915"/>
+        <w:gridCol w:w="915"/>
+        <w:gridCol w:w="915"/>
+        <w:gridCol w:w="915"/>
       </w:tblGrid>
       <w:tr>
         <w:trPr>
@@ -97,17 +96,6 @@
             </w:r>
           </w:p>
         </w:tc>
-        <w:tc>
-          <w:tcPr/>
-          <w:p>
-            <w:pPr>
-              <w:pStyle w:val="Compact"/>
-            </w:pPr>
-            <w:r>
-              <w:t xml:space="preserve">NDA meetings</w:t>
-            </w:r>
-          </w:p>
-        </w:tc>
       </w:tr>
       <w:tr>
         <w:tc>
@@ -128,7 +116,7 @@
               <w:pStyle w:val="Compact"/>
             </w:pPr>
             <w:r>
-              <w:t xml:space="preserve">18.268***</w:t>
+              <w:t xml:space="preserve">15.248***</w:t>
             </w:r>
           </w:p>
         </w:tc>
@@ -184,17 +172,6 @@
             </w:pPr>
             <w:r>
               <w:t xml:space="preserve">3.080***</w:t>
-            </w:r>
-          </w:p>
-        </w:tc>
-        <w:tc>
-          <w:tcPr/>
-          <w:p>
-            <w:pPr>
-              <w:pStyle w:val="Compact"/>
-            </w:pPr>
-            <w:r>
-              <w:t xml:space="preserve">3.020***</w:t>
             </w:r>
           </w:p>
         </w:tc>
@@ -215,7 +192,7 @@
               <w:pStyle w:val="Compact"/>
             </w:pPr>
             <w:r>
-              <w:t xml:space="preserve">18.268 (0.620)</w:t>
+              <w:t xml:space="preserve">15.248 (0.524)</w:t>
             </w:r>
           </w:p>
         </w:tc>
@@ -271,17 +248,6 @@
             </w:pPr>
             <w:r>
               <w:t xml:space="preserve">3.080 (0.128)</w:t>
-            </w:r>
-          </w:p>
-        </w:tc>
-        <w:tc>
-          <w:tcPr/>
-          <w:p>
-            <w:pPr>
-              <w:pStyle w:val="Compact"/>
-            </w:pPr>
-            <w:r>
-              <w:t xml:space="preserve">3.020 (0.125)</w:t>
             </w:r>
           </w:p>
         </w:tc>
@@ -305,7 +271,7 @@
               <w:pStyle w:val="Compact"/>
             </w:pPr>
             <w:r>
-              <w:t xml:space="preserve">0.935</w:t>
+              <w:t xml:space="preserve">0.836</w:t>
             </w:r>
           </w:p>
         </w:tc>
@@ -361,17 +327,6 @@
             </w:pPr>
             <w:r>
               <w:t xml:space="preserve">-0.029</w:t>
-            </w:r>
-          </w:p>
-        </w:tc>
-        <w:tc>
-          <w:tcPr/>
-          <w:p>
-            <w:pPr>
-              <w:pStyle w:val="Compact"/>
-            </w:pPr>
-            <w:r>
-              <w:t xml:space="preserve">0.099</w:t>
             </w:r>
           </w:p>
         </w:tc>
@@ -392,7 +347,7 @@
               <w:pStyle w:val="Compact"/>
             </w:pPr>
             <w:r>
-              <w:t xml:space="preserve">0.935 (0.882)</w:t>
+              <w:t xml:space="preserve">0.836 (0.746)</w:t>
             </w:r>
           </w:p>
         </w:tc>
@@ -448,17 +403,6 @@
             </w:pPr>
             <w:r>
               <w:t xml:space="preserve">-0.029 (0.183)</w:t>
-            </w:r>
-          </w:p>
-        </w:tc>
-        <w:tc>
-          <w:tcPr/>
-          <w:p>
-            <w:pPr>
-              <w:pStyle w:val="Compact"/>
-            </w:pPr>
-            <w:r>
-              <w:t xml:space="preserve">0.099 (0.178)</w:t>
             </w:r>
           </w:p>
         </w:tc>
@@ -482,7 +426,7 @@
               <w:pStyle w:val="Compact"/>
             </w:pPr>
             <w:r>
-              <w:t xml:space="preserve">-0.939</w:t>
+              <w:t xml:space="preserve">-0.858</w:t>
             </w:r>
           </w:p>
         </w:tc>
@@ -538,17 +482,6 @@
             </w:pPr>
             <w:r>
               <w:t xml:space="preserve">-0.041</w:t>
-            </w:r>
-          </w:p>
-        </w:tc>
-        <w:tc>
-          <w:tcPr/>
-          <w:p>
-            <w:pPr>
-              <w:pStyle w:val="Compact"/>
-            </w:pPr>
-            <w:r>
-              <w:t xml:space="preserve">-0.081</w:t>
             </w:r>
           </w:p>
         </w:tc>
@@ -569,7 +502,7 @@
               <w:pStyle w:val="Compact"/>
             </w:pPr>
             <w:r>
-              <w:t xml:space="preserve">-0.939 (1.374)</w:t>
+              <w:t xml:space="preserve">-0.858 (1.161)</w:t>
             </w:r>
           </w:p>
         </w:tc>
@@ -625,17 +558,6 @@
             </w:pPr>
             <w:r>
               <w:t xml:space="preserve">-0.041 (0.284)</w:t>
-            </w:r>
-          </w:p>
-        </w:tc>
-        <w:tc>
-          <w:tcPr/>
-          <w:p>
-            <w:pPr>
-              <w:pStyle w:val="Compact"/>
-            </w:pPr>
-            <w:r>
-              <w:t xml:space="preserve">-0.081 (0.277)</w:t>
             </w:r>
           </w:p>
         </w:tc>
@@ -659,7 +581,7 @@
               <w:pStyle w:val="Compact"/>
             </w:pPr>
             <w:r>
-              <w:t xml:space="preserve">-2.516</w:t>
+              <w:t xml:space="preserve">-2.172</w:t>
             </w:r>
           </w:p>
         </w:tc>
@@ -715,17 +637,6 @@
             </w:pPr>
             <w:r>
               <w:t xml:space="preserve">-0.334</w:t>
-            </w:r>
-          </w:p>
-        </w:tc>
-        <w:tc>
-          <w:tcPr/>
-          <w:p>
-            <w:pPr>
-              <w:pStyle w:val="Compact"/>
-            </w:pPr>
-            <w:r>
-              <w:t xml:space="preserve">-0.344</w:t>
             </w:r>
           </w:p>
         </w:tc>
@@ -746,7 +657,7 @@
               <w:pStyle w:val="Compact"/>
             </w:pPr>
             <w:r>
-              <w:t xml:space="preserve">-2.516 (1.883)</w:t>
+              <w:t xml:space="preserve">-2.172 (1.592)</w:t>
             </w:r>
           </w:p>
         </w:tc>
@@ -802,17 +713,6 @@
             </w:pPr>
             <w:r>
               <w:t xml:space="preserve">-0.334 (0.390)</w:t>
-            </w:r>
-          </w:p>
-        </w:tc>
-        <w:tc>
-          <w:tcPr/>
-          <w:p>
-            <w:pPr>
-              <w:pStyle w:val="Compact"/>
-            </w:pPr>
-            <w:r>
-              <w:t xml:space="preserve">-0.344 (0.379)</w:t>
             </w:r>
           </w:p>
         </w:tc>
@@ -895,17 +795,6 @@
             </w:r>
           </w:p>
         </w:tc>
-        <w:tc>
-          <w:tcPr/>
-          <w:p>
-            <w:pPr>
-              <w:pStyle w:val="Compact"/>
-            </w:pPr>
-            <w:r>
-              <w:t xml:space="preserve">317</w:t>
-            </w:r>
-          </w:p>
-        </w:tc>
       </w:tr>
       <w:tr>
         <w:tc>
@@ -926,7 +815,7 @@
               <w:pStyle w:val="Compact"/>
             </w:pPr>
             <w:r>
-              <w:t xml:space="preserve">0.024</w:t>
+              <w:t xml:space="preserve">0.026</w:t>
             </w:r>
           </w:p>
         </w:tc>
@@ -982,17 +871,6 @@
             </w:pPr>
             <w:r>
               <w:t xml:space="preserve">0.008</w:t>
-            </w:r>
-          </w:p>
-        </w:tc>
-        <w:tc>
-          <w:tcPr/>
-          <w:p>
-            <w:pPr>
-              <w:pStyle w:val="Compact"/>
-            </w:pPr>
-            <w:r>
-              <w:t xml:space="preserve">0.009</w:t>
             </w:r>
           </w:p>
         </w:tc>
@@ -1016,7 +894,7 @@
               <w:pStyle w:val="Compact"/>
             </w:pPr>
             <w:r>
-              <w:t xml:space="preserve">0.015</w:t>
+              <w:t xml:space="preserve">0.017</w:t>
             </w:r>
           </w:p>
         </w:tc>
@@ -1072,17 +950,6 @@
             </w:pPr>
             <w:r>
               <w:t xml:space="preserve">-0.002</w:t>
-            </w:r>
-          </w:p>
-        </w:tc>
-        <w:tc>
-          <w:tcPr/>
-          <w:p>
-            <w:pPr>
-              <w:pStyle w:val="Compact"/>
-            </w:pPr>
-            <w:r>
-              <w:t xml:space="preserve">-0.001</w:t>
             </w:r>
           </w:p>
         </w:tc>
@@ -1106,7 +973,7 @@
               <w:pStyle w:val="Compact"/>
             </w:pPr>
             <w:r>
-              <w:t xml:space="preserve">2133.3</w:t>
+              <w:t xml:space="preserve">2026.9</w:t>
             </w:r>
           </w:p>
         </w:tc>
@@ -1162,17 +1029,6 @@
             </w:pPr>
             <w:r>
               <w:t xml:space="preserve">1134.8</w:t>
-            </w:r>
-          </w:p>
-        </w:tc>
-        <w:tc>
-          <w:tcPr/>
-          <w:p>
-            <w:pPr>
-              <w:pStyle w:val="Compact"/>
-            </w:pPr>
-            <w:r>
-              <w:t xml:space="preserve">1117.1</w:t>
             </w:r>
           </w:p>
         </w:tc>
@@ -1196,7 +1052,7 @@
               <w:pStyle w:val="Compact"/>
             </w:pPr>
             <w:r>
-              <w:t xml:space="preserve">2152.1</w:t>
+              <w:t xml:space="preserve">2045.7</w:t>
             </w:r>
           </w:p>
         </w:tc>
@@ -1252,17 +1108,6 @@
             </w:pPr>
             <w:r>
               <w:t xml:space="preserve">1153.6</w:t>
-            </w:r>
-          </w:p>
-        </w:tc>
-        <w:tc>
-          <w:tcPr/>
-          <w:p>
-            <w:pPr>
-              <w:pStyle w:val="Compact"/>
-            </w:pPr>
-            <w:r>
-              <w:t xml:space="preserve">1135.9</w:t>
             </w:r>
           </w:p>
         </w:tc>
@@ -1286,7 +1131,7 @@
               <w:pStyle w:val="Compact"/>
             </w:pPr>
             <w:r>
-              <w:t xml:space="preserve">-1061.632</w:t>
+              <w:t xml:space="preserve">-1008.440</w:t>
             </w:r>
           </w:p>
         </w:tc>
@@ -1342,17 +1187,6 @@
             </w:pPr>
             <w:r>
               <w:t xml:space="preserve">-562.411</w:t>
-            </w:r>
-          </w:p>
-        </w:tc>
-        <w:tc>
-          <w:tcPr/>
-          <w:p>
-            <w:pPr>
-              <w:pStyle w:val="Compact"/>
-            </w:pPr>
-            <w:r>
-              <w:t xml:space="preserve">-553.531</w:t>
             </w:r>
           </w:p>
         </w:tc>
@@ -1376,7 +1210,7 @@
               <w:pStyle w:val="Compact"/>
             </w:pPr>
             <w:r>
-              <w:t xml:space="preserve">6.89</w:t>
+              <w:t xml:space="preserve">5.83</w:t>
             </w:r>
           </w:p>
         </w:tc>
@@ -1432,17 +1266,6 @@
             </w:pPr>
             <w:r>
               <w:t xml:space="preserve">1.43</w:t>
-            </w:r>
-          </w:p>
-        </w:tc>
-        <w:tc>
-          <w:tcPr/>
-          <w:p>
-            <w:pPr>
-              <w:pStyle w:val="Compact"/>
-            </w:pPr>
-            <w:r>
-              <w:t xml:space="preserve">1.39</w:t>
             </w:r>
           </w:p>
         </w:tc>
@@ -1450,7 +1273,7 @@
       <w:tr>
         <w:tc>
           <w:tcPr>
-            <w:gridSpan w:val="8"/>
+            <w:gridSpan w:val="7"/>
           </w:tcPr>
           <w:p>
             <w:pPr>
